--- a/Survey/Survey Fully Homomorphc Encryption20180821.docx
+++ b/Survey/Survey Fully Homomorphc Encryption20180821.docx
@@ -116,6 +116,84 @@
           <w:rFonts w:hint="eastAsia"/>
         </w:rPr>
         <w:t>加密</w:t>
+      </w:r>
+      <w:r>
+        <w:rPr>
+          <w:rFonts w:hint="eastAsia"/>
+        </w:rPr>
+        <w:t>在</w:t>
+      </w:r>
+      <w:r>
+        <w:rPr>
+          <w:rFonts w:ascii="CMR9" w:hAnsi="CMR9" w:cs="CMR9"/>
+          <w:kern w:val="0"/>
+          <w:sz w:val="18"/>
+          <w:szCs w:val="18"/>
+        </w:rPr>
+        <w:t>Rivest, Adleman and Shamir</w:t>
+      </w:r>
+      <w:r>
+        <w:rPr>
+          <w:rFonts w:ascii="CMR9" w:hAnsi="CMR9" w:cs="CMR9" w:hint="eastAsia"/>
+          <w:kern w:val="0"/>
+          <w:sz w:val="18"/>
+          <w:szCs w:val="18"/>
+        </w:rPr>
+        <w:t>发明了</w:t>
+      </w:r>
+      <w:r>
+        <w:rPr>
+          <w:rFonts w:ascii="CMR9" w:hAnsi="CMR9" w:cs="CMR9" w:hint="eastAsia"/>
+          <w:kern w:val="0"/>
+          <w:sz w:val="18"/>
+          <w:szCs w:val="18"/>
+        </w:rPr>
+        <w:t>RSA</w:t>
+      </w:r>
+      <w:r>
+        <w:rPr>
+          <w:rFonts w:ascii="CMR9" w:hAnsi="CMR9" w:cs="CMR9" w:hint="eastAsia"/>
+          <w:kern w:val="0"/>
+          <w:sz w:val="18"/>
+          <w:szCs w:val="18"/>
+        </w:rPr>
+        <w:t>之后不久，</w:t>
+      </w:r>
+      <w:r>
+        <w:rPr>
+          <w:rFonts w:ascii="CMR9" w:hAnsi="CMR9" w:cs="CMR9"/>
+          <w:kern w:val="0"/>
+          <w:sz w:val="18"/>
+          <w:szCs w:val="18"/>
+        </w:rPr>
+        <w:t>Rivest, Adleman and Dertouzos</w:t>
+      </w:r>
+      <w:r>
+        <w:rPr>
+          <w:rFonts w:ascii="CMR9" w:hAnsi="CMR9" w:cs="CMR9" w:hint="eastAsia"/>
+          <w:kern w:val="0"/>
+          <w:sz w:val="18"/>
+          <w:szCs w:val="18"/>
+        </w:rPr>
+        <w:t>就提出了</w:t>
+      </w:r>
+      <w:r>
+        <w:rPr>
+          <w:rFonts w:ascii="CMR9" w:hAnsi="CMR9" w:cs="CMR9" w:hint="eastAsia"/>
+          <w:kern w:val="0"/>
+          <w:sz w:val="18"/>
+          <w:szCs w:val="18"/>
+        </w:rPr>
+        <w:t>pri</w:t>
+      </w:r>
+      <w:r>
+        <w:rPr>
+          <w:rFonts w:ascii="CMR9" w:hAnsi="CMR9" w:cs="CMR9"/>
+          <w:kern w:val="0"/>
+          <w:sz w:val="18"/>
+          <w:szCs w:val="18"/>
+        </w:rPr>
+        <w:t>vacy homomorphism</w:t>
       </w:r>
     </w:p>
     <w:p>
@@ -2792,6 +2870,7 @@
         <w:rPr>
           <w:rFonts w:hint="eastAsia"/>
         </w:rPr>
+        <w:lastRenderedPageBreak/>
         <w:t>RLWE环上容错学习</w:t>
       </w:r>
     </w:p>
@@ -2803,7 +2882,6 @@
         <w:rPr>
           <w:rFonts w:hint="eastAsia"/>
         </w:rPr>
-        <w:lastRenderedPageBreak/>
         <w:t>Diffie和Hellman发表的公开密钥思想可以借助一个单向计算容易、反向计算困难的函数（one way trapdoor function）来构建。这需要使用一个NP完全问题来实现这种机制。RSA公开密钥密码体制使用的是对极大整数做素数分解的计算困难性；BFV和BGV方案使用的都是环上容错学习的计算困难性，</w:t>
       </w:r>
       <w:r>
@@ -6106,6 +6184,7 @@
           <w:rPr>
             <w:rFonts w:ascii="Cambria Math" w:hAnsi="Cambria Math"/>
           </w:rPr>
+          <w:lastRenderedPageBreak/>
           <m:t>Addition</m:t>
         </m:r>
       </m:oMath>
@@ -6146,7 +6225,6 @@
           <w:rPr>
             <w:rFonts w:ascii="Cambria Math" w:hAnsi="Cambria Math"/>
           </w:rPr>
-          <w:lastRenderedPageBreak/>
           <m:t>SecretKeyGen</m:t>
         </m:r>
       </m:oMath>
@@ -7764,13 +7842,7 @@
           <w:rPr>
             <w:rFonts w:ascii="Cambria Math" w:hAnsi="Cambria Math"/>
           </w:rPr>
-          <m:t>,</m:t>
-        </m:r>
-        <m:r>
-          <w:rPr>
-            <w:rFonts w:ascii="Cambria Math" w:hAnsi="Cambria Math"/>
-          </w:rPr>
-          <m:t xml:space="preserve">  </m:t>
+          <m:t xml:space="preserve">,  </m:t>
         </m:r>
         <m:sSub>
           <m:sSubPr>
@@ -7938,9 +8010,6 @@
       <w:pPr>
         <w:pStyle w:val="a3"/>
         <w:ind w:left="360" w:firstLineChars="0" w:firstLine="0"/>
-        <w:rPr>
-          <w:rFonts w:hint="eastAsia"/>
-        </w:rPr>
       </w:pPr>
     </w:p>
     <w:p>
@@ -8466,9 +8535,6 @@
       <w:pPr>
         <w:pStyle w:val="a3"/>
         <w:ind w:left="360" w:firstLineChars="0" w:firstLine="0"/>
-        <w:rPr>
-          <w:rFonts w:hint="eastAsia"/>
-        </w:rPr>
       </w:pPr>
       <w:r>
         <w:rPr>
@@ -9053,9 +9119,6 @@
       <w:pPr>
         <w:pStyle w:val="a3"/>
         <w:ind w:left="360" w:firstLineChars="0" w:firstLine="0"/>
-        <w:rPr>
-          <w:rFonts w:hint="eastAsia"/>
-        </w:rPr>
       </w:pPr>
       <w:r>
         <w:rPr>
@@ -9124,13 +9187,7 @@
           <w:rPr>
             <w:rFonts w:ascii="Cambria Math" w:hAnsi="Cambria Math"/>
           </w:rPr>
-          <m:t>=</m:t>
-        </m:r>
-        <m:r>
-          <w:rPr>
-            <w:rFonts w:ascii="Cambria Math" w:hAnsi="Cambria Math"/>
-          </w:rPr>
-          <m:t>m(2)</m:t>
+          <m:t>=m(2)</m:t>
         </m:r>
       </m:oMath>
       <w:r>
@@ -9477,13 +9534,7 @@
           <w:rPr>
             <w:rFonts w:ascii="Cambria Math" w:hAnsi="Cambria Math"/>
           </w:rPr>
-          <m:t>Add</m:t>
-        </m:r>
-        <m:r>
-          <w:rPr>
-            <w:rFonts w:ascii="Cambria Math" w:hAnsi="Cambria Math"/>
-          </w:rPr>
-          <m:t>ition</m:t>
+          <m:t>Addition</m:t>
         </m:r>
       </m:oMath>
       <w:r>
@@ -10009,9 +10060,6 @@
       <w:pPr>
         <w:pStyle w:val="a3"/>
         <w:ind w:left="360" w:firstLineChars="0" w:firstLine="0"/>
-        <w:rPr>
-          <w:rFonts w:hint="eastAsia"/>
-        </w:rPr>
       </w:pPr>
       <w:r>
         <w:rPr>
@@ -10086,13 +10134,7 @@
           <w:rPr>
             <w:rFonts w:ascii="Cambria Math" w:hAnsi="Cambria Math"/>
           </w:rPr>
-          <m:t>Mul</m:t>
-        </m:r>
-        <m:r>
-          <w:rPr>
-            <w:rFonts w:ascii="Cambria Math" w:hAnsi="Cambria Math"/>
-          </w:rPr>
-          <m:t>tiply</m:t>
+          <m:t>Multiply</m:t>
         </m:r>
       </m:oMath>
       <w:r>
@@ -11129,7 +11171,6 @@
         <w:rPr>
           <w:rFonts w:hint="eastAsia"/>
         </w:rPr>
-        <w:lastRenderedPageBreak/>
         <w:t>之后可以使用公开赋值密钥对此特殊密文进行再线性化操作，从而得到同态乘法操作后想要的</w:t>
       </w:r>
       <w:r>
@@ -11677,9 +11718,6 @@
       <w:pPr>
         <w:pStyle w:val="a3"/>
         <w:ind w:left="360" w:firstLineChars="0" w:firstLine="0"/>
-        <w:rPr>
-          <w:rFonts w:hint="eastAsia"/>
-        </w:rPr>
       </w:pPr>
       <m:oMathPara>
         <m:oMath>
@@ -12115,13 +12153,7 @@
         <w:rPr>
           <w:rFonts w:hint="eastAsia"/>
         </w:rPr>
-        <w:t>.</w:t>
-      </w:r>
-      <w:r>
-        <w:rPr>
-          <w:rFonts w:hint="eastAsia"/>
-        </w:rPr>
-        <w:t>此时，公开赋值密钥</w:t>
+        <w:t>.此时，公开赋值密钥</w:t>
       </w:r>
       <m:oMath>
         <m:r>
@@ -12175,13 +12207,7 @@
             <w:rPr>
               <w:rFonts w:ascii="Cambria Math" w:hAnsi="Cambria Math"/>
             </w:rPr>
-            <m:t>=</m:t>
-          </m:r>
-          <m:r>
-            <w:rPr>
-              <w:rFonts w:ascii="Cambria Math" w:hAnsi="Cambria Math"/>
-            </w:rPr>
-            <m:t>(</m:t>
+            <m:t>=(</m:t>
           </m:r>
           <m:sSub>
             <m:sSubPr>
@@ -12505,19 +12531,7 @@
                     <w:rPr>
                       <w:rFonts w:ascii="Cambria Math" w:hAnsi="Cambria Math"/>
                     </w:rPr>
-                    <m:t>+</m:t>
-                  </m:r>
-                  <m:r>
-                    <w:rPr>
-                      <w:rFonts w:ascii="Cambria Math" w:hAnsi="Cambria Math"/>
-                    </w:rPr>
-                    <m:t>T</m:t>
-                  </m:r>
-                  <m:r>
-                    <w:rPr>
-                      <w:rFonts w:ascii="Cambria Math" w:hAnsi="Cambria Math"/>
-                    </w:rPr>
-                    <m:t>∙</m:t>
+                    <m:t>+T∙</m:t>
                   </m:r>
                   <m:sSup>
                     <m:sSupPr>
@@ -12934,13 +12948,7 @@
                 <w:rPr>
                   <w:rFonts w:ascii="Cambria Math" w:hAnsi="Cambria Math" w:hint="eastAsia"/>
                 </w:rPr>
-                <m:t>2</m:t>
-              </m:r>
-              <m:r>
-                <w:rPr>
-                  <w:rFonts w:ascii="Cambria Math" w:hAnsi="Cambria Math" w:hint="eastAsia"/>
-                </w:rPr>
-                <m:t>1</m:t>
+                <m:t>21</m:t>
               </m:r>
             </m:sub>
           </m:sSub>
@@ -12985,25 +12993,13 @@
             <w:rPr>
               <w:rFonts w:ascii="Cambria Math" w:hAnsi="Cambria Math" w:hint="eastAsia"/>
             </w:rPr>
-            <m:t>/</m:t>
-          </m:r>
-          <m:r>
-            <w:rPr>
-              <w:rFonts w:ascii="Cambria Math" w:hAnsi="Cambria Math" w:hint="eastAsia"/>
-            </w:rPr>
-            <m:t>T</m:t>
+            <m:t>/T</m:t>
           </m:r>
           <m:r>
             <w:rPr>
               <w:rFonts w:ascii="Cambria Math" w:hAnsi="Cambria Math"/>
             </w:rPr>
-            <m:t>) mod T</m:t>
-          </m:r>
-          <m:r>
-            <w:rPr>
-              <w:rFonts w:ascii="Cambria Math" w:hAnsi="Cambria Math"/>
-            </w:rPr>
-            <m:t xml:space="preserve">= </m:t>
+            <m:t xml:space="preserve">) mod T= </m:t>
           </m:r>
           <m:sSub>
             <m:sSubPr>
@@ -13323,9 +13319,6 @@
       <w:pPr>
         <w:pStyle w:val="a3"/>
         <w:ind w:left="360" w:firstLineChars="0" w:firstLine="0"/>
-        <w:rPr>
-          <w:rFonts w:hint="eastAsia"/>
-        </w:rPr>
       </w:pPr>
       <m:oMathPara>
         <m:oMath>
@@ -13543,8 +13536,6 @@
                     </w:rPr>
                     <m:t>1</m:t>
                   </m:r>
-                  <w:bookmarkStart w:id="4" w:name="_GoBack"/>
-                  <w:bookmarkEnd w:id="4"/>
                   <m:r>
                     <w:rPr>
                       <w:rFonts w:ascii="Cambria Math" w:hAnsi="Cambria Math"/>
@@ -13602,9 +13593,6 @@
       <w:pPr>
         <w:pStyle w:val="a3"/>
         <w:ind w:left="360" w:firstLineChars="0" w:firstLine="0"/>
-        <w:rPr>
-          <w:rFonts w:hint="eastAsia"/>
-        </w:rPr>
       </w:pPr>
     </w:p>
     <w:p>
@@ -13648,6 +13636,1008 @@
         </w:rPr>
         <w:t>Bootstrapping（自举法）</w:t>
       </w:r>
+    </w:p>
+    <w:p>
+      <w:pPr>
+        <w:pStyle w:val="a3"/>
+        <w:ind w:left="360" w:firstLineChars="0" w:firstLine="0"/>
+      </w:pPr>
+      <w:r>
+        <w:rPr>
+          <w:rFonts w:hint="eastAsia"/>
+        </w:rPr>
+        <w:t>G</w:t>
+      </w:r>
+      <w:r>
+        <w:t>entry</w:t>
+      </w:r>
+      <w:r>
+        <w:rPr>
+          <w:rFonts w:hint="eastAsia"/>
+        </w:rPr>
+        <w:t>的自举法可以刷新密文，降低密文中</w:t>
+      </w:r>
+      <w:r>
+        <w:rPr>
+          <w:rFonts w:hint="eastAsia"/>
+        </w:rPr>
+        <w:t>的</w:t>
+      </w:r>
+      <w:r>
+        <w:rPr>
+          <w:rFonts w:hint="eastAsia"/>
+        </w:rPr>
+        <w:t>噪音。</w:t>
+      </w:r>
+      <w:r>
+        <w:rPr>
+          <w:rFonts w:hint="eastAsia"/>
+        </w:rPr>
+        <w:t>一个加密方案能够计算其自己的解密算法，则称该加密方案是可以自举的。</w:t>
+      </w:r>
+      <w:r>
+        <w:rPr>
+          <w:rFonts w:hint="eastAsia"/>
+        </w:rPr>
+        <w:t>自举法的基本</w:t>
+      </w:r>
+      <w:r>
+        <w:rPr>
+          <w:rFonts w:hint="eastAsia"/>
+        </w:rPr>
+        <w:t>思路</w:t>
+      </w:r>
+      <w:r>
+        <w:rPr>
+          <w:rFonts w:hint="eastAsia"/>
+        </w:rPr>
+        <w:t>原理猜想就是如果</w:t>
+      </w:r>
+      <w:r>
+        <w:rPr>
+          <w:rFonts w:hint="eastAsia"/>
+        </w:rPr>
+        <w:t>可以对密文进行完全解密的话，则就可以通过刷新该密文而达到降低</w:t>
+      </w:r>
+      <w:r>
+        <w:rPr>
+          <w:rFonts w:hint="eastAsia"/>
+        </w:rPr>
+        <w:t>密文中</w:t>
+      </w:r>
+      <w:r>
+        <w:rPr>
+          <w:rFonts w:hint="eastAsia"/>
+        </w:rPr>
+        <w:t>噪音的目的。</w:t>
+      </w:r>
+      <w:r>
+        <w:rPr>
+          <w:rFonts w:hint="eastAsia"/>
+        </w:rPr>
+        <w:t>具体的实现过程中会依照这种思路对密文进行一定程度的解密，但是使用的是同态加密的操作，从而又不会泄露太多关于原始数据的信息。</w:t>
+      </w:r>
+    </w:p>
+    <w:p>
+      <w:pPr>
+        <w:pStyle w:val="a3"/>
+        <w:ind w:left="360" w:firstLineChars="0"/>
+      </w:pPr>
+      <w:r>
+        <w:rPr>
+          <w:rFonts w:hint="eastAsia"/>
+        </w:rPr>
+        <w:t>假定加密方案</w:t>
+      </w:r>
+      <m:oMath>
+        <m:r>
+          <m:rPr>
+            <m:sty m:val="p"/>
+          </m:rPr>
+          <w:rPr>
+            <w:rFonts w:ascii="Cambria Math" w:hAnsi="Cambria Math"/>
+          </w:rPr>
+          <m:t>ε</m:t>
+        </m:r>
+      </m:oMath>
+      <w:r>
+        <w:rPr>
+          <w:rFonts w:hint="eastAsia"/>
+        </w:rPr>
+        <w:t>能够使用自举法，且明文空间</w:t>
+      </w:r>
+      <m:oMath>
+        <m:r>
+          <w:rPr>
+            <w:rFonts w:ascii="Cambria Math" w:hAnsi="Cambria Math"/>
+          </w:rPr>
+          <m:t>M</m:t>
+        </m:r>
+        <m:r>
+          <w:rPr>
+            <w:rFonts w:ascii="Cambria Math" w:hAnsi="Cambria Math"/>
+          </w:rPr>
+          <m:t>=</m:t>
+        </m:r>
+        <m:d>
+          <m:dPr>
+            <m:begChr m:val="{"/>
+            <m:endChr m:val="}"/>
+            <m:ctrlPr>
+              <w:rPr>
+                <w:rFonts w:ascii="Cambria Math" w:hAnsi="Cambria Math"/>
+              </w:rPr>
+            </m:ctrlPr>
+          </m:dPr>
+          <m:e>
+            <m:r>
+              <w:rPr>
+                <w:rFonts w:ascii="Cambria Math" w:hAnsi="Cambria Math"/>
+              </w:rPr>
+              <m:t>0, 1</m:t>
+            </m:r>
+          </m:e>
+        </m:d>
+      </m:oMath>
+      <w:r>
+        <w:rPr>
+          <w:rFonts w:hint="eastAsia"/>
+        </w:rPr>
+        <w:t>，即只能对</w:t>
+      </w:r>
+      <m:oMath>
+        <m:d>
+          <m:dPr>
+            <m:begChr m:val="{"/>
+            <m:endChr m:val="}"/>
+            <m:ctrlPr>
+              <w:rPr>
+                <w:rFonts w:ascii="Cambria Math" w:hAnsi="Cambria Math"/>
+              </w:rPr>
+            </m:ctrlPr>
+          </m:dPr>
+          <m:e>
+            <m:r>
+              <w:rPr>
+                <w:rFonts w:ascii="Cambria Math" w:hAnsi="Cambria Math"/>
+              </w:rPr>
+              <m:t>0, 1</m:t>
+            </m:r>
+          </m:e>
+        </m:d>
+      </m:oMath>
+      <w:r>
+        <w:rPr>
+          <w:rFonts w:hint="eastAsia"/>
+        </w:rPr>
+        <w:t>进行加密。设有一密文</w:t>
+      </w:r>
+      <m:oMath>
+        <m:sSub>
+          <m:sSubPr>
+            <m:ctrlPr>
+              <w:rPr>
+                <w:rFonts w:ascii="Cambria Math" w:hAnsi="Cambria Math"/>
+                <w:i/>
+              </w:rPr>
+            </m:ctrlPr>
+          </m:sSubPr>
+          <m:e>
+            <m:r>
+              <w:rPr>
+                <w:rFonts w:ascii="Cambria Math" w:hAnsi="Cambria Math"/>
+              </w:rPr>
+              <m:t>ct</m:t>
+            </m:r>
+          </m:e>
+          <m:sub>
+            <m:r>
+              <w:rPr>
+                <w:rFonts w:ascii="Cambria Math" w:hAnsi="Cambria Math"/>
+              </w:rPr>
+              <m:t>1</m:t>
+            </m:r>
+          </m:sub>
+        </m:sSub>
+        <m:r>
+          <w:rPr>
+            <w:rFonts w:ascii="Cambria Math" w:hAnsi="Cambria Math"/>
+          </w:rPr>
+          <m:t>=</m:t>
+        </m:r>
+        <m:d>
+          <m:dPr>
+            <m:ctrlPr>
+              <w:rPr>
+                <w:rFonts w:ascii="Cambria Math" w:hAnsi="Cambria Math"/>
+                <w:i/>
+              </w:rPr>
+            </m:ctrlPr>
+          </m:dPr>
+          <m:e>
+            <m:sSub>
+              <m:sSubPr>
+                <m:ctrlPr>
+                  <w:rPr>
+                    <w:rFonts w:ascii="Cambria Math" w:hAnsi="Cambria Math"/>
+                    <w:i/>
+                  </w:rPr>
+                </m:ctrlPr>
+              </m:sSubPr>
+              <m:e>
+                <m:r>
+                  <w:rPr>
+                    <w:rFonts w:ascii="Cambria Math" w:hAnsi="Cambria Math"/>
+                  </w:rPr>
+                  <m:t>c</m:t>
+                </m:r>
+              </m:e>
+              <m:sub>
+                <m:r>
+                  <w:rPr>
+                    <w:rFonts w:ascii="Cambria Math" w:hAnsi="Cambria Math"/>
+                  </w:rPr>
+                  <m:t>0</m:t>
+                </m:r>
+              </m:sub>
+            </m:sSub>
+            <m:r>
+              <w:rPr>
+                <w:rFonts w:ascii="Cambria Math" w:hAnsi="Cambria Math"/>
+              </w:rPr>
+              <m:t xml:space="preserve">, </m:t>
+            </m:r>
+            <m:sSub>
+              <m:sSubPr>
+                <m:ctrlPr>
+                  <w:rPr>
+                    <w:rFonts w:ascii="Cambria Math" w:hAnsi="Cambria Math"/>
+                    <w:i/>
+                  </w:rPr>
+                </m:ctrlPr>
+              </m:sSubPr>
+              <m:e>
+                <m:r>
+                  <w:rPr>
+                    <w:rFonts w:ascii="Cambria Math" w:hAnsi="Cambria Math"/>
+                  </w:rPr>
+                  <m:t>c</m:t>
+                </m:r>
+              </m:e>
+              <m:sub>
+                <m:r>
+                  <w:rPr>
+                    <w:rFonts w:ascii="Cambria Math" w:hAnsi="Cambria Math"/>
+                  </w:rPr>
+                  <m:t>1</m:t>
+                </m:r>
+              </m:sub>
+            </m:sSub>
+          </m:e>
+        </m:d>
+      </m:oMath>
+      <w:r>
+        <w:rPr>
+          <w:rFonts w:hint="eastAsia"/>
+        </w:rPr>
+        <w:t>是</w:t>
+      </w:r>
+      <w:r>
+        <w:rPr>
+          <w:rFonts w:hint="eastAsia"/>
+        </w:rPr>
+        <w:t>用</w:t>
+      </w:r>
+      <w:r>
+        <w:rPr>
+          <w:rFonts w:hint="eastAsia"/>
+        </w:rPr>
+        <w:t>公开密钥</w:t>
+      </w:r>
+      <m:oMath>
+        <m:sSub>
+          <m:sSubPr>
+            <m:ctrlPr>
+              <w:rPr>
+                <w:rFonts w:ascii="Cambria Math" w:hAnsi="Cambria Math"/>
+              </w:rPr>
+            </m:ctrlPr>
+          </m:sSubPr>
+          <m:e>
+            <m:r>
+              <w:rPr>
+                <w:rFonts w:ascii="Cambria Math" w:hAnsi="Cambria Math" w:hint="eastAsia"/>
+              </w:rPr>
+              <m:t>pk</m:t>
+            </m:r>
+          </m:e>
+          <m:sub>
+            <m:r>
+              <w:rPr>
+                <w:rFonts w:ascii="Cambria Math" w:hAnsi="Cambria Math" w:hint="eastAsia"/>
+              </w:rPr>
+              <m:t>1</m:t>
+            </m:r>
+          </m:sub>
+        </m:sSub>
+      </m:oMath>
+      <w:r>
+        <w:rPr>
+          <w:rFonts w:hint="eastAsia"/>
+        </w:rPr>
+        <w:t>对原始数据</w:t>
+      </w:r>
+      <m:oMath>
+        <m:sSub>
+          <m:sSubPr>
+            <m:ctrlPr>
+              <w:rPr>
+                <w:rFonts w:ascii="Cambria Math" w:hAnsi="Cambria Math"/>
+                <w:i/>
+              </w:rPr>
+            </m:ctrlPr>
+          </m:sSubPr>
+          <m:e>
+            <m:r>
+              <w:rPr>
+                <w:rFonts w:ascii="Cambria Math" w:hAnsi="Cambria Math"/>
+              </w:rPr>
+              <m:t>m</m:t>
+            </m:r>
+          </m:e>
+          <m:sub>
+            <m:r>
+              <w:rPr>
+                <w:rFonts w:ascii="Cambria Math" w:hAnsi="Cambria Math"/>
+              </w:rPr>
+              <m:t>1</m:t>
+            </m:r>
+          </m:sub>
+        </m:sSub>
+      </m:oMath>
+      <w:r>
+        <w:rPr>
+          <w:rFonts w:hint="eastAsia"/>
+        </w:rPr>
+        <w:t>加密后的结果，即</w:t>
+      </w:r>
+    </w:p>
+    <w:p>
+      <w:pPr>
+        <w:pStyle w:val="a3"/>
+        <w:ind w:left="360" w:firstLineChars="0"/>
+        <w:rPr>
+          <w:rFonts w:hint="eastAsia"/>
+        </w:rPr>
+      </w:pPr>
+      <m:oMathPara>
+        <m:oMath>
+          <m:sSub>
+            <m:sSubPr>
+              <m:ctrlPr>
+                <w:rPr>
+                  <w:rFonts w:ascii="Cambria Math" w:hAnsi="Cambria Math"/>
+                  <w:i/>
+                </w:rPr>
+              </m:ctrlPr>
+            </m:sSubPr>
+            <m:e>
+              <m:r>
+                <w:rPr>
+                  <w:rFonts w:ascii="Cambria Math" w:hAnsi="Cambria Math"/>
+                </w:rPr>
+                <m:t>ct</m:t>
+              </m:r>
+            </m:e>
+            <m:sub>
+              <m:r>
+                <w:rPr>
+                  <w:rFonts w:ascii="Cambria Math" w:hAnsi="Cambria Math"/>
+                </w:rPr>
+                <m:t>1</m:t>
+              </m:r>
+            </m:sub>
+          </m:sSub>
+          <m:r>
+            <w:rPr>
+              <w:rFonts w:ascii="Cambria Math" w:hAnsi="Cambria Math"/>
+            </w:rPr>
+            <m:t>=</m:t>
+          </m:r>
+          <m:r>
+            <w:rPr>
+              <w:rFonts w:ascii="Cambria Math" w:hAnsi="Cambria Math" w:hint="eastAsia"/>
+            </w:rPr>
+            <m:t>E</m:t>
+          </m:r>
+          <m:r>
+            <w:rPr>
+              <w:rFonts w:ascii="Cambria Math" w:hAnsi="Cambria Math"/>
+            </w:rPr>
+            <m:t>ncrypt</m:t>
+          </m:r>
+          <m:d>
+            <m:dPr>
+              <m:ctrlPr>
+                <w:rPr>
+                  <w:rFonts w:ascii="Cambria Math" w:hAnsi="Cambria Math"/>
+                  <w:i/>
+                </w:rPr>
+              </m:ctrlPr>
+            </m:dPr>
+            <m:e>
+              <m:sSub>
+                <m:sSubPr>
+                  <m:ctrlPr>
+                    <w:rPr>
+                      <w:rFonts w:ascii="Cambria Math" w:hAnsi="Cambria Math"/>
+                    </w:rPr>
+                  </m:ctrlPr>
+                </m:sSubPr>
+                <m:e>
+                  <m:r>
+                    <w:rPr>
+                      <w:rFonts w:ascii="Cambria Math" w:hAnsi="Cambria Math" w:hint="eastAsia"/>
+                    </w:rPr>
+                    <m:t>pk</m:t>
+                  </m:r>
+                </m:e>
+                <m:sub>
+                  <m:r>
+                    <w:rPr>
+                      <w:rFonts w:ascii="Cambria Math" w:hAnsi="Cambria Math" w:hint="eastAsia"/>
+                    </w:rPr>
+                    <m:t>1</m:t>
+                  </m:r>
+                </m:sub>
+              </m:sSub>
+              <m:r>
+                <w:rPr>
+                  <w:rFonts w:ascii="Cambria Math" w:hAnsi="Cambria Math"/>
+                </w:rPr>
+                <m:t xml:space="preserve">, </m:t>
+              </m:r>
+              <m:sSub>
+                <m:sSubPr>
+                  <m:ctrlPr>
+                    <w:rPr>
+                      <w:rFonts w:ascii="Cambria Math" w:hAnsi="Cambria Math"/>
+                      <w:i/>
+                    </w:rPr>
+                  </m:ctrlPr>
+                </m:sSubPr>
+                <m:e>
+                  <m:r>
+                    <w:rPr>
+                      <w:rFonts w:ascii="Cambria Math" w:hAnsi="Cambria Math"/>
+                    </w:rPr>
+                    <m:t>m</m:t>
+                  </m:r>
+                </m:e>
+                <m:sub>
+                  <m:r>
+                    <w:rPr>
+                      <w:rFonts w:ascii="Cambria Math" w:hAnsi="Cambria Math"/>
+                    </w:rPr>
+                    <m:t>1</m:t>
+                  </m:r>
+                </m:sub>
+              </m:sSub>
+            </m:e>
+          </m:d>
+        </m:oMath>
+      </m:oMathPara>
+    </w:p>
+    <w:p>
+      <w:pPr>
+        <w:ind w:firstLine="420"/>
+      </w:pPr>
+      <w:r>
+        <w:rPr>
+          <w:rFonts w:hint="eastAsia"/>
+        </w:rPr>
+        <w:t>如果想要</w:t>
+      </w:r>
+      <w:r>
+        <w:rPr>
+          <w:rFonts w:hint="eastAsia"/>
+        </w:rPr>
+        <w:t>刷新</w:t>
+      </w:r>
+      <m:oMath>
+        <m:sSub>
+          <m:sSubPr>
+            <m:ctrlPr>
+              <w:rPr>
+                <w:rFonts w:ascii="Cambria Math" w:hAnsi="Cambria Math"/>
+                <w:i/>
+              </w:rPr>
+            </m:ctrlPr>
+          </m:sSubPr>
+          <m:e>
+            <m:r>
+              <w:rPr>
+                <w:rFonts w:ascii="Cambria Math" w:hAnsi="Cambria Math"/>
+              </w:rPr>
+              <m:t>ct</m:t>
+            </m:r>
+          </m:e>
+          <m:sub>
+            <m:r>
+              <w:rPr>
+                <w:rFonts w:ascii="Cambria Math" w:hAnsi="Cambria Math"/>
+              </w:rPr>
+              <m:t>1</m:t>
+            </m:r>
+          </m:sub>
+        </m:sSub>
+      </m:oMath>
+      <w:r>
+        <w:rPr>
+          <w:rFonts w:hint="eastAsia"/>
+        </w:rPr>
+        <w:t>从而降低其中的噪音的话，就需要用到该方案的同态加密操作对</w:t>
+      </w:r>
+      <m:oMath>
+        <m:sSub>
+          <m:sSubPr>
+            <m:ctrlPr>
+              <w:rPr>
+                <w:rFonts w:ascii="Cambria Math" w:hAnsi="Cambria Math"/>
+                <w:i/>
+              </w:rPr>
+            </m:ctrlPr>
+          </m:sSubPr>
+          <m:e>
+            <m:r>
+              <w:rPr>
+                <w:rFonts w:ascii="Cambria Math" w:hAnsi="Cambria Math"/>
+              </w:rPr>
+              <m:t>ct</m:t>
+            </m:r>
+          </m:e>
+          <m:sub>
+            <m:r>
+              <w:rPr>
+                <w:rFonts w:ascii="Cambria Math" w:hAnsi="Cambria Math"/>
+              </w:rPr>
+              <m:t>1</m:t>
+            </m:r>
+          </m:sub>
+        </m:sSub>
+      </m:oMath>
+      <w:r>
+        <w:rPr>
+          <w:rFonts w:hint="eastAsia"/>
+        </w:rPr>
+        <w:t>进行解密。设</w:t>
+      </w:r>
+      <m:oMath>
+        <m:sSub>
+          <m:sSubPr>
+            <m:ctrlPr>
+              <w:rPr>
+                <w:rFonts w:ascii="Cambria Math" w:hAnsi="Cambria Math"/>
+              </w:rPr>
+            </m:ctrlPr>
+          </m:sSubPr>
+          <m:e>
+            <m:r>
+              <w:rPr>
+                <w:rFonts w:ascii="Cambria Math" w:hAnsi="Cambria Math" w:hint="eastAsia"/>
+              </w:rPr>
+              <m:t>sk</m:t>
+            </m:r>
+          </m:e>
+          <m:sub>
+            <m:r>
+              <w:rPr>
+                <w:rFonts w:ascii="Cambria Math" w:hAnsi="Cambria Math" w:hint="eastAsia"/>
+              </w:rPr>
+              <m:t>1</m:t>
+            </m:r>
+          </m:sub>
+        </m:sSub>
+      </m:oMath>
+      <w:r>
+        <w:rPr>
+          <w:rFonts w:hint="eastAsia"/>
+        </w:rPr>
+        <w:t>是对应于</w:t>
+      </w:r>
+      <m:oMath>
+        <m:sSub>
+          <m:sSubPr>
+            <m:ctrlPr>
+              <w:rPr>
+                <w:rFonts w:ascii="Cambria Math" w:hAnsi="Cambria Math"/>
+              </w:rPr>
+            </m:ctrlPr>
+          </m:sSubPr>
+          <m:e>
+            <m:r>
+              <w:rPr>
+                <w:rFonts w:ascii="Cambria Math" w:hAnsi="Cambria Math" w:hint="eastAsia"/>
+              </w:rPr>
+              <m:t>p</m:t>
+            </m:r>
+            <m:r>
+              <w:rPr>
+                <w:rFonts w:ascii="Cambria Math" w:hAnsi="Cambria Math" w:hint="eastAsia"/>
+              </w:rPr>
+              <m:t>k</m:t>
+            </m:r>
+          </m:e>
+          <m:sub>
+            <m:r>
+              <w:rPr>
+                <w:rFonts w:ascii="Cambria Math" w:hAnsi="Cambria Math" w:hint="eastAsia"/>
+              </w:rPr>
+              <m:t>1</m:t>
+            </m:r>
+          </m:sub>
+        </m:sSub>
+      </m:oMath>
+      <w:r>
+        <w:rPr>
+          <w:rFonts w:hint="eastAsia"/>
+        </w:rPr>
+        <w:t>的私有密钥，即：</w:t>
+      </w:r>
+    </w:p>
+    <w:p>
+      <w:pPr>
+        <w:ind w:firstLine="420"/>
+        <w:rPr>
+          <w:rFonts w:hint="eastAsia"/>
+        </w:rPr>
+      </w:pPr>
+      <m:oMathPara>
+        <m:oMath>
+          <m:sSub>
+            <m:sSubPr>
+              <m:ctrlPr>
+                <w:rPr>
+                  <w:rFonts w:ascii="Cambria Math" w:hAnsi="Cambria Math"/>
+                  <w:i/>
+                </w:rPr>
+              </m:ctrlPr>
+            </m:sSubPr>
+            <m:e>
+              <m:r>
+                <w:rPr>
+                  <w:rFonts w:ascii="Cambria Math" w:hAnsi="Cambria Math"/>
+                </w:rPr>
+                <m:t>m</m:t>
+              </m:r>
+            </m:e>
+            <m:sub>
+              <m:r>
+                <w:rPr>
+                  <w:rFonts w:ascii="Cambria Math" w:hAnsi="Cambria Math"/>
+                </w:rPr>
+                <m:t>1</m:t>
+              </m:r>
+            </m:sub>
+          </m:sSub>
+          <m:r>
+            <w:rPr>
+              <w:rFonts w:ascii="Cambria Math" w:hAnsi="Cambria Math"/>
+            </w:rPr>
+            <m:t>=</m:t>
+          </m:r>
+          <m:r>
+            <w:rPr>
+              <w:rFonts w:ascii="Cambria Math" w:hAnsi="Cambria Math" w:hint="eastAsia"/>
+            </w:rPr>
+            <m:t>De</m:t>
+          </m:r>
+          <m:r>
+            <w:rPr>
+              <w:rFonts w:ascii="Cambria Math" w:hAnsi="Cambria Math"/>
+            </w:rPr>
+            <m:t>crypt</m:t>
+          </m:r>
+          <m:d>
+            <m:dPr>
+              <m:ctrlPr>
+                <w:rPr>
+                  <w:rFonts w:ascii="Cambria Math" w:hAnsi="Cambria Math"/>
+                  <w:i/>
+                </w:rPr>
+              </m:ctrlPr>
+            </m:dPr>
+            <m:e>
+              <m:sSub>
+                <m:sSubPr>
+                  <m:ctrlPr>
+                    <w:rPr>
+                      <w:rFonts w:ascii="Cambria Math" w:hAnsi="Cambria Math"/>
+                    </w:rPr>
+                  </m:ctrlPr>
+                </m:sSubPr>
+                <m:e>
+                  <m:r>
+                    <w:rPr>
+                      <w:rFonts w:ascii="Cambria Math" w:hAnsi="Cambria Math" w:hint="eastAsia"/>
+                    </w:rPr>
+                    <m:t>sk</m:t>
+                  </m:r>
+                </m:e>
+                <m:sub>
+                  <m:r>
+                    <w:rPr>
+                      <w:rFonts w:ascii="Cambria Math" w:hAnsi="Cambria Math" w:hint="eastAsia"/>
+                    </w:rPr>
+                    <m:t>1</m:t>
+                  </m:r>
+                </m:sub>
+              </m:sSub>
+              <m:r>
+                <w:rPr>
+                  <w:rFonts w:ascii="Cambria Math" w:hAnsi="Cambria Math"/>
+                </w:rPr>
+                <m:t>,</m:t>
+              </m:r>
+              <m:sSub>
+                <m:sSubPr>
+                  <m:ctrlPr>
+                    <w:rPr>
+                      <w:rFonts w:ascii="Cambria Math" w:hAnsi="Cambria Math"/>
+                      <w:i/>
+                    </w:rPr>
+                  </m:ctrlPr>
+                </m:sSubPr>
+                <m:e>
+                  <m:r>
+                    <w:rPr>
+                      <w:rFonts w:ascii="Cambria Math" w:hAnsi="Cambria Math"/>
+                    </w:rPr>
+                    <m:t>ct</m:t>
+                  </m:r>
+                </m:e>
+                <m:sub>
+                  <m:r>
+                    <w:rPr>
+                      <w:rFonts w:ascii="Cambria Math" w:hAnsi="Cambria Math"/>
+                    </w:rPr>
+                    <m:t>1</m:t>
+                  </m:r>
+                </m:sub>
+              </m:sSub>
+            </m:e>
+          </m:d>
+        </m:oMath>
+      </m:oMathPara>
+    </w:p>
+    <w:p>
+      <w:pPr>
+        <w:ind w:firstLine="420"/>
+      </w:pPr>
+      <w:r>
+        <w:rPr>
+          <w:rFonts w:hint="eastAsia"/>
+        </w:rPr>
+        <w:t>私有密钥</w:t>
+      </w:r>
+      <m:oMath>
+        <m:sSub>
+          <m:sSubPr>
+            <m:ctrlPr>
+              <w:rPr>
+                <w:rFonts w:ascii="Cambria Math" w:hAnsi="Cambria Math"/>
+              </w:rPr>
+            </m:ctrlPr>
+          </m:sSubPr>
+          <m:e>
+            <m:r>
+              <w:rPr>
+                <w:rFonts w:ascii="Cambria Math" w:hAnsi="Cambria Math" w:hint="eastAsia"/>
+              </w:rPr>
+              <m:t>sk</m:t>
+            </m:r>
+          </m:e>
+          <m:sub>
+            <m:r>
+              <w:rPr>
+                <w:rFonts w:ascii="Cambria Math" w:hAnsi="Cambria Math" w:hint="eastAsia"/>
+              </w:rPr>
+              <m:t>1</m:t>
+            </m:r>
+          </m:sub>
+        </m:sSub>
+      </m:oMath>
+      <w:r>
+        <w:rPr>
+          <w:rFonts w:hint="eastAsia"/>
+        </w:rPr>
+        <w:t>不能对外公开，但是可以通过在另一个公开密钥</w:t>
+      </w:r>
+      <m:oMath>
+        <m:sSub>
+          <m:sSubPr>
+            <m:ctrlPr>
+              <w:rPr>
+                <w:rFonts w:ascii="Cambria Math" w:hAnsi="Cambria Math"/>
+              </w:rPr>
+            </m:ctrlPr>
+          </m:sSubPr>
+          <m:e>
+            <m:r>
+              <w:rPr>
+                <w:rFonts w:ascii="Cambria Math" w:hAnsi="Cambria Math" w:hint="eastAsia"/>
+              </w:rPr>
+              <m:t>p</m:t>
+            </m:r>
+            <m:r>
+              <w:rPr>
+                <w:rFonts w:ascii="Cambria Math" w:hAnsi="Cambria Math" w:hint="eastAsia"/>
+              </w:rPr>
+              <m:t>k</m:t>
+            </m:r>
+          </m:e>
+          <m:sub>
+            <m:r>
+              <w:rPr>
+                <w:rFonts w:ascii="Cambria Math" w:hAnsi="Cambria Math" w:hint="eastAsia"/>
+              </w:rPr>
+              <m:t>2</m:t>
+            </m:r>
+          </m:sub>
+        </m:sSub>
+      </m:oMath>
+      <w:r>
+        <w:rPr>
+          <w:rFonts w:hint="eastAsia"/>
+        </w:rPr>
+        <w:t>下的</w:t>
+      </w:r>
+      <w:r>
+        <w:rPr>
+          <w:rFonts w:hint="eastAsia"/>
+          <w:b/>
+        </w:rPr>
+        <w:t>某种</w:t>
+      </w:r>
+      <w:r>
+        <w:rPr>
+          <w:rFonts w:hint="eastAsia"/>
+        </w:rPr>
+        <w:t>加密形式对外公开:</w:t>
+      </w:r>
+    </w:p>
+    <w:p>
+      <w:pPr>
+        <w:ind w:firstLine="420"/>
+      </w:pPr>
+      <m:oMathPara>
+        <m:oMath>
+          <m:acc>
+            <m:accPr>
+              <m:chr m:val="̅"/>
+              <m:ctrlPr>
+                <w:rPr>
+                  <w:rFonts w:ascii="Cambria Math" w:hAnsi="Cambria Math"/>
+                </w:rPr>
+              </m:ctrlPr>
+            </m:accPr>
+            <m:e>
+              <m:sSub>
+                <m:sSubPr>
+                  <m:ctrlPr>
+                    <w:rPr>
+                      <w:rFonts w:ascii="Cambria Math" w:hAnsi="Cambria Math"/>
+                      <w:i/>
+                    </w:rPr>
+                  </m:ctrlPr>
+                </m:sSubPr>
+                <m:e>
+                  <m:r>
+                    <w:rPr>
+                      <w:rFonts w:ascii="Cambria Math" w:hAnsi="Cambria Math"/>
+                    </w:rPr>
+                    <m:t>sk</m:t>
+                  </m:r>
+                </m:e>
+                <m:sub>
+                  <m:r>
+                    <w:rPr>
+                      <w:rFonts w:ascii="Cambria Math" w:hAnsi="Cambria Math"/>
+                    </w:rPr>
+                    <m:t>1</m:t>
+                  </m:r>
+                </m:sub>
+              </m:sSub>
+            </m:e>
+          </m:acc>
+          <m:r>
+            <w:rPr>
+              <w:rFonts w:ascii="Cambria Math" w:hAnsi="Cambria Math"/>
+            </w:rPr>
+            <m:t>=Encrypt(</m:t>
+          </m:r>
+          <m:sSub>
+            <m:sSubPr>
+              <m:ctrlPr>
+                <w:rPr>
+                  <w:rFonts w:ascii="Cambria Math" w:hAnsi="Cambria Math"/>
+                  <w:i/>
+                </w:rPr>
+              </m:ctrlPr>
+            </m:sSubPr>
+            <m:e>
+              <m:r>
+                <w:rPr>
+                  <w:rFonts w:ascii="Cambria Math" w:hAnsi="Cambria Math"/>
+                </w:rPr>
+                <m:t>pk</m:t>
+              </m:r>
+            </m:e>
+            <m:sub>
+              <m:r>
+                <w:rPr>
+                  <w:rFonts w:ascii="Cambria Math" w:hAnsi="Cambria Math"/>
+                </w:rPr>
+                <m:t>2</m:t>
+              </m:r>
+            </m:sub>
+          </m:sSub>
+          <m:r>
+            <w:rPr>
+              <w:rFonts w:ascii="Cambria Math" w:hAnsi="Cambria Math"/>
+            </w:rPr>
+            <m:t xml:space="preserve">, </m:t>
+          </m:r>
+          <m:sSub>
+            <m:sSubPr>
+              <m:ctrlPr>
+                <w:rPr>
+                  <w:rFonts w:ascii="Cambria Math" w:hAnsi="Cambria Math"/>
+                  <w:i/>
+                </w:rPr>
+              </m:ctrlPr>
+            </m:sSubPr>
+            <m:e>
+              <m:r>
+                <w:rPr>
+                  <w:rFonts w:ascii="Cambria Math" w:hAnsi="Cambria Math"/>
+                </w:rPr>
+                <m:t>sk</m:t>
+              </m:r>
+            </m:e>
+            <m:sub>
+              <m:r>
+                <w:rPr>
+                  <w:rFonts w:ascii="Cambria Math" w:hAnsi="Cambria Math"/>
+                </w:rPr>
+                <m:t>1</m:t>
+              </m:r>
+            </m:sub>
+          </m:sSub>
+          <m:r>
+            <w:rPr>
+              <w:rFonts w:ascii="Cambria Math" w:hAnsi="Cambria Math"/>
+            </w:rPr>
+            <m:t>)</m:t>
+          </m:r>
+        </m:oMath>
+      </m:oMathPara>
+    </w:p>
+    <w:p>
+      <w:pPr>
+        <w:ind w:firstLine="420"/>
+        <w:rPr>
+          <w:rFonts w:hint="eastAsia"/>
+        </w:rPr>
+      </w:pPr>
+      <w:r>
+        <w:rPr>
+          <w:rFonts w:hint="eastAsia"/>
+        </w:rPr>
+        <w:t>设</w:t>
+      </w:r>
+      <w:bookmarkStart w:id="4" w:name="_GoBack"/>
+      <w:bookmarkEnd w:id="4"/>
     </w:p>
     <w:p>
       <w:pPr>
@@ -13731,6 +14721,7 @@
         <w:rPr>
           <w:rFonts w:hint="eastAsia"/>
         </w:rPr>
+        <w:lastRenderedPageBreak/>
         <w:t>总结和展望</w:t>
       </w:r>
     </w:p>
@@ -13797,11 +14788,7 @@
     </w:p>
     <w:p>
       <w:r>
-        <w:t xml:space="preserve">[5]. Marten van Dijk, Craig Gentry, Shai Halevi, and Vinod Vaikuntanathan. Fully Homomorphic Encryption over the Integers. In Advances in Cryptology EUROCRYPT 2010, volume 6110 of </w:t>
-      </w:r>
-      <w:r>
-        <w:lastRenderedPageBreak/>
-        <w:t xml:space="preserve">Lecture Notes in Computer Science, pages 24-43. Springer, 2010. </w:t>
+        <w:t xml:space="preserve">[5]. Marten van Dijk, Craig Gentry, Shai Halevi, and Vinod Vaikuntanathan. Fully Homomorphic Encryption over the Integers. In Advances in Cryptology EUROCRYPT 2010, volume 6110 of Lecture Notes in Computer Science, pages 24-43. Springer, 2010. </w:t>
       </w:r>
     </w:p>
     <w:p>
@@ -13861,6 +14848,7 @@
     </w:p>
     <w:p>
       <w:r>
+        <w:lastRenderedPageBreak/>
         <w:t xml:space="preserve">[17]. L´opez-Alt, Adriana, Tromer, Eran, and Vaikuntanathan, Vinod. On-the-fly multiparty computation on the cloud via multikey fully homomorphic encryption. In Proceedings of the forty-fourth annual ACM symposium on Theory of computing, pp. 1219–1234. ACM, 2012. </w:t>
       </w:r>
     </w:p>
@@ -13891,11 +14879,7 @@
     </w:p>
     <w:p>
       <w:r>
-        <w:t xml:space="preserve">[23]. Graepel, Thore, Lauter, Kristin, and Naehrig, Michael. Ml confidential: Machine learning </w:t>
-      </w:r>
-      <w:r>
-        <w:lastRenderedPageBreak/>
-        <w:t xml:space="preserve">on encrypted data. In Information Security and Cryptology–ICISC 2012, pp. 1–21. Springer, 2013. </w:t>
+        <w:t xml:space="preserve">[23]. Graepel, Thore, Lauter, Kristin, and Naehrig, Michael. Ml confidential: Machine learning on encrypted data. In Information Security and Cryptology–ICISC 2012, pp. 1–21. Springer, 2013. </w:t>
       </w:r>
     </w:p>
     <w:p>
